--- a/public/vaazlar/adab-ve-erkaniyla-cuma-namazi.docx
+++ b/public/vaazlar/adab-ve-erkaniyla-cuma-namazi.docx
@@ -3604,6 +3604,29 @@
                 <w:lang w:val="tr-TR" w:bidi="ar-SA"/>
               </w:rPr>
               <w:t>Gaflete karşı uyanıklık</w:t>
+            </w:r>
+          </w:p>
+          <w:p>
+            <w:pPr>
+              <w:keepNext/>
+              <w:keepLines/>
+              <w:spacing w:before="60" w:after="60" w:line="360" w:lineRule="auto"/>
+              <w:jc w:val="center"/>
+              <w:bidi/>
+            </w:pPr>
+            <w:r>
+              <w:rPr>
+                <w:rFonts w:ascii="Amiri" w:hAnsi="Amiri" w:cs="Amiri" w:eastAsia="Amiri"/>
+                <w:b/>
+                <w:bCs/>
+                <w:color w:val="1B5E20"/>
+                <w:sz w:val="46"/>
+                <w:szCs w:val="46"/>
+                <w:rtl/>
+                <w:cs/>
+                <w:lang w:val="ar-SA" w:bidi="ar-SA"/>
+              </w:rPr>
+              <w:t>لَيَنْتَهِيَنَّ أَقْوَامٌ عَنْ وَدْعِهِمُ الْجُمُعَاتِ أَوْ لَيَخْتِمَنَّ اللَّهُ عَلَى قُلُوبِهِمْ ثُمَّ لَيَكُونُنَّ مِنَ الْغَافِلِينَ</w:t>
             </w:r>
           </w:p>
           <w:p>
@@ -7367,7 +7390,7 @@
           <w:szCs w:val="21"/>
           <w:lang w:val="tr-TR" w:bidi="ar-SA"/>
         </w:rPr>
-        <w:t>Salavatı günün uygun vakitlerinde okuyabiliriz. Bir yolculukta, evde kısa bir molada, akşam ailemizle otururken bu bağı tazeleyelim. Çocuğumuz salavatın anlamını sorduğunda, Peygamberimiz için Allah’tan rahmet ve yücelik dilediğimizi açıklayalım. Söylediğini anlaması, sevgisini besler.</w:t>
+        <w:t>Salavatı günün uygun vakitlerinde okuyabiliriz. Bir yolculukta, evde kısa bir molada, akşam ailemizle otururken bu bağı tazeleyelim.</w:t>
       </w:r>
     </w:p>
     <w:tbl>
@@ -7448,6 +7471,29 @@
           </w:p>
           <w:p>
             <w:pPr>
+              <w:keepNext/>
+              <w:keepLines/>
+              <w:spacing w:before="60" w:after="60" w:line="360" w:lineRule="auto"/>
+              <w:jc w:val="center"/>
+              <w:bidi/>
+            </w:pPr>
+            <w:r>
+              <w:rPr>
+                <w:rFonts w:ascii="Amiri" w:hAnsi="Amiri" w:cs="Amiri" w:eastAsia="Amiri"/>
+                <w:b/>
+                <w:bCs/>
+                <w:color w:val="1B5E20"/>
+                <w:sz w:val="46"/>
+                <w:szCs w:val="46"/>
+                <w:rtl/>
+                <w:cs/>
+                <w:lang w:val="ar-SA" w:bidi="ar-SA"/>
+              </w:rPr>
+              <w:t>فِيهِ سَاعَةٌ لاَ يُوَافِقُهَا عَبْدٌ مُسْلِمٌ، وَهْوَ قَائِمٌ يُصَلِّي، يَسْأَلُ اللَّهَ تَعَالَى شَيْئًا إِلاَّ أَعْطَاهُ إِيَّاهُ</w:t>
+            </w:r>
+          </w:p>
+          <w:p>
+            <w:pPr>
               <w:keepNext w:val="0"/>
               <w:keepLines/>
               <w:spacing w:before="20" w:after="30" w:line="269" w:lineRule="auto"/>
@@ -7511,25 +7557,7 @@
           <w:szCs w:val="21"/>
           <w:lang w:val="tr-TR" w:bidi="ar-SA"/>
         </w:rPr>
-        <w:t>Bu müjdeyle günün içine dua durakları yerleştirelim. Yalnız kendi ihtiyacımızı saymakla kalmayıp komşumuzu, hastamızı ve yalnız kalanları da analım. Kimseye söyleyemediği bir yük taşıyan kardeşimiz, Rabbine içini açsın. Dua eden insan, derdini bilen Rabbine yönelir.</w:t>
-      </w:r>
-    </w:p>
-    <w:p>
-      <w:pPr>
-        <w:keepNext w:val="0"/>
-        <w:keepLines/>
-        <w:spacing w:before="0" w:after="70" w:line="276" w:lineRule="auto"/>
-        <w:jc w:val="both"/>
-      </w:pPr>
-      <w:r>
-        <w:rPr>
-          <w:rFonts w:ascii="Calibri" w:hAnsi="Calibri" w:cs="Calibri" w:eastAsia="Calibri"/>
-          <w:color w:val="222222"/>
-          <w:sz w:val="21"/>
-          <w:szCs w:val="21"/>
-          <w:lang w:val="tr-TR" w:bidi="ar-SA"/>
-        </w:rPr>
-        <w:t>Bir büyüğümüzün duasını isteyelim; gencimizin duasına da âmin diyelim. Evde küçük bir çocuk ellerini açtığında sözünü sabırla dinleyelim. Aile içinde yaşanan bu sakin an, ibadetin sıcaklığını duyurur. Cumanın hatırası bir çocuğun zihninde o sesle kalabilir.</w:t>
+        <w:t>Bu müjdeyle günün içine dua durakları yerleştirelim. Yalnız kendi ihtiyacımızı saymakla kalmayıp komşumuzu, hastamızı ve yalnız kalanları da analım. Dua eden insan, derdini bilen Rabbine yönelir.</w:t>
       </w:r>
     </w:p>
     <w:p>
@@ -7955,6 +7983,29 @@
           </w:p>
           <w:p>
             <w:pPr>
+              <w:keepNext/>
+              <w:keepLines/>
+              <w:spacing w:before="60" w:after="60" w:line="360" w:lineRule="auto"/>
+              <w:jc w:val="center"/>
+              <w:bidi/>
+            </w:pPr>
+            <w:r>
+              <w:rPr>
+                <w:rFonts w:ascii="Amiri" w:hAnsi="Amiri" w:cs="Amiri" w:eastAsia="Amiri"/>
+                <w:b/>
+                <w:bCs/>
+                <w:color w:val="1B5E20"/>
+                <w:sz w:val="46"/>
+                <w:szCs w:val="46"/>
+                <w:rtl/>
+                <w:cs/>
+                <w:lang w:val="ar-SA" w:bidi="ar-SA"/>
+              </w:rPr>
+              <w:t>الصَّلَوَاتُ الْخَمْسُ وَالْجُمُعَةُ إِلَى الْجُمُعَةِ وَرَمَضَانُ إِلَى رَمَضَانَ مُكَفِّرَاتٌ مَا بَيْنَهُنَّ إِذَا اجْتَنَبَ الْكَبَائِرَ</w:t>
+            </w:r>
+          </w:p>
+          <w:p>
+            <w:pPr>
               <w:keepNext w:val="0"/>
               <w:keepLines/>
               <w:spacing w:before="20" w:after="30" w:line="269" w:lineRule="auto"/>
@@ -8037,24 +8088,6 @@
           <w:lang w:val="tr-TR" w:bidi="ar-SA"/>
         </w:rPr>
         <w:t>Namaz çıkışında yalnız duran bir büyüğümüzün yanına oturalım. Hastalığı sebebiyle gelemeyenin hâlini soralım. Yeni Müslüman olan kardeşimizin namazdan sonra soracak birini bulmasını sağlayalım. Cemaati tanıdık yüzlerin çevresinden genişletmek, hepimizin küçük katkısıyla mümkün olur.</w:t>
-      </w:r>
-    </w:p>
-    <w:p>
-      <w:pPr>
-        <w:keepNext w:val="0"/>
-        <w:keepLines/>
-        <w:spacing w:before="0" w:after="70" w:line="276" w:lineRule="auto"/>
-        <w:jc w:val="both"/>
-      </w:pPr>
-      <w:r>
-        <w:rPr>
-          <w:rFonts w:ascii="Calibri" w:hAnsi="Calibri" w:cs="Calibri" w:eastAsia="Calibri"/>
-          <w:color w:val="222222"/>
-          <w:sz w:val="21"/>
-          <w:szCs w:val="21"/>
-          <w:lang w:val="tr-TR" w:bidi="ar-SA"/>
-        </w:rPr>
-        <w:t>Sosyal medyada paylaştığımız cuma mesajını bir davranışla tamamlayalım. Ulaşımı zor birine yardım etmek veya küs olduğumuz kişiye nezaketle yaklaşmak elimizdedir. Bu hafta hangi kapıyı çalabileceğimizi belirleyelim. Safta omuz omuza duran bedenlerimizin yanında gönüllerimiz de yakınlaşsın.</w:t>
       </w:r>
     </w:p>
     <w:p>
